--- a/manuscript_v5/SI/S2_Text.docx
+++ b/manuscript_v5/SI/S2_Text.docx
@@ -132,21 +132,21 @@
         <w:t xml:space="preserve">refers to the subsection of the manuscript with that heading. Items that are not reported, or reported only in part, are marked as such.</w:t>
       </w:r>
     </w:p>
-    <w:bookmarkStart w:id="20" w:name="strobe-checklist"/>
     <w:p>
       <w:pPr>
         <w:pStyle w:val="Heading1"/>
       </w:pPr>
+      <w:bookmarkStart w:id="20" w:name="strobe-checklist"/>
       <w:r>
         <w:t xml:space="preserve">STROBE checklist</w:t>
       </w:r>
+      <w:bookmarkEnd w:id="20"/>
     </w:p>
     <w:tbl>
       <w:tblPr>
         <w:tblStyle w:val="Table"/>
-        <w:tblW w:type="pct" w:w="5000"/>
-        <w:tblLook w:firstRow="1" w:lastRow="0" w:firstColumn="0" w:lastColumn="0" w:noHBand="0" w:noVBand="0" w:val="0020"/>
-        <w:jc w:val="start"/>
+        <w:tblW w:type="pct" w:w="5000.0"/>
+        <w:tblLook w:firstRow="1"/>
       </w:tblPr>
       <w:tblGrid>
         <w:gridCol w:w="2640"/>
@@ -155,10 +155,15 @@
       </w:tblGrid>
       <w:tr>
         <w:trPr>
-          <w:tblHeader w:val="true"/>
+          <w:cnfStyle w:firstRow="1"/>
         </w:trPr>
         <w:tc>
-          <w:tcPr/>
+          <w:tcPr>
+            <w:tcBorders>
+              <w:bottom w:val="single"/>
+            </w:tcBorders>
+            <w:vAlign w:val="bottom"/>
+          </w:tcPr>
           <w:p>
             <w:pPr>
               <w:pStyle w:val="Compact"/>
@@ -170,7 +175,12 @@
           </w:p>
         </w:tc>
         <w:tc>
-          <w:tcPr/>
+          <w:tcPr>
+            <w:tcBorders>
+              <w:bottom w:val="single"/>
+            </w:tcBorders>
+            <w:vAlign w:val="bottom"/>
+          </w:tcPr>
           <w:p>
             <w:pPr>
               <w:pStyle w:val="Compact"/>
@@ -182,7 +192,12 @@
           </w:p>
         </w:tc>
         <w:tc>
-          <w:tcPr/>
+          <w:tcPr>
+            <w:tcBorders>
+              <w:bottom w:val="single"/>
+            </w:tcBorders>
+            <w:vAlign w:val="bottom"/>
+          </w:tcPr>
           <w:p>
             <w:pPr>
               <w:pStyle w:val="Compact"/>
@@ -196,7 +211,6 @@
       </w:tr>
       <w:tr>
         <w:tc>
-          <w:tcPr/>
           <w:p>
             <w:pPr>
               <w:pStyle w:val="Compact"/>
@@ -208,7 +222,6 @@
           </w:p>
         </w:tc>
         <w:tc>
-          <w:tcPr/>
           <w:p>
             <w:pPr>
               <w:pStyle w:val="Compact"/>
@@ -220,7 +233,6 @@
           </w:p>
         </w:tc>
         <w:tc>
-          <w:tcPr/>
           <w:p>
             <w:pPr>
               <w:pStyle w:val="Compact"/>
@@ -246,7 +258,6 @@
       </w:tr>
       <w:tr>
         <w:tc>
-          <w:tcPr/>
           <w:p>
             <w:pPr>
               <w:pStyle w:val="Compact"/>
@@ -258,7 +269,6 @@
           </w:p>
         </w:tc>
         <w:tc>
-          <w:tcPr/>
           <w:p>
             <w:pPr>
               <w:pStyle w:val="Compact"/>
@@ -270,7 +280,6 @@
           </w:p>
         </w:tc>
         <w:tc>
-          <w:tcPr/>
           <w:p>
             <w:pPr>
               <w:pStyle w:val="Compact"/>
@@ -284,7 +293,6 @@
       </w:tr>
       <w:tr>
         <w:tc>
-          <w:tcPr/>
           <w:p>
             <w:pPr>
               <w:pStyle w:val="Compact"/>
@@ -296,7 +304,6 @@
           </w:p>
         </w:tc>
         <w:tc>
-          <w:tcPr/>
           <w:p>
             <w:pPr>
               <w:pStyle w:val="Compact"/>
@@ -308,7 +315,6 @@
           </w:p>
         </w:tc>
         <w:tc>
-          <w:tcPr/>
           <w:p>
             <w:pPr>
               <w:pStyle w:val="Compact"/>
@@ -322,7 +328,6 @@
       </w:tr>
       <w:tr>
         <w:tc>
-          <w:tcPr/>
           <w:p>
             <w:pPr>
               <w:pStyle w:val="Compact"/>
@@ -334,7 +339,6 @@
           </w:p>
         </w:tc>
         <w:tc>
-          <w:tcPr/>
           <w:p>
             <w:pPr>
               <w:pStyle w:val="Compact"/>
@@ -346,7 +350,6 @@
           </w:p>
         </w:tc>
         <w:tc>
-          <w:tcPr/>
           <w:p>
             <w:pPr>
               <w:pStyle w:val="Compact"/>
@@ -360,7 +363,6 @@
       </w:tr>
       <w:tr>
         <w:tc>
-          <w:tcPr/>
           <w:p>
             <w:pPr>
               <w:pStyle w:val="Compact"/>
@@ -372,7 +374,6 @@
           </w:p>
         </w:tc>
         <w:tc>
-          <w:tcPr/>
           <w:p>
             <w:pPr>
               <w:pStyle w:val="Compact"/>
@@ -384,7 +385,6 @@
           </w:p>
         </w:tc>
         <w:tc>
-          <w:tcPr/>
           <w:p>
             <w:pPr>
               <w:pStyle w:val="Compact"/>
@@ -398,7 +398,6 @@
       </w:tr>
       <w:tr>
         <w:tc>
-          <w:tcPr/>
           <w:p>
             <w:pPr>
               <w:pStyle w:val="Compact"/>
@@ -410,7 +409,6 @@
           </w:p>
         </w:tc>
         <w:tc>
-          <w:tcPr/>
           <w:p>
             <w:pPr>
               <w:pStyle w:val="Compact"/>
@@ -422,7 +420,6 @@
           </w:p>
         </w:tc>
         <w:tc>
-          <w:tcPr/>
           <w:p>
             <w:pPr>
               <w:pStyle w:val="Compact"/>
@@ -436,7 +433,6 @@
       </w:tr>
       <w:tr>
         <w:tc>
-          <w:tcPr/>
           <w:p>
             <w:pPr>
               <w:pStyle w:val="Compact"/>
@@ -448,7 +444,6 @@
           </w:p>
         </w:tc>
         <w:tc>
-          <w:tcPr/>
           <w:p>
             <w:pPr>
               <w:pStyle w:val="Compact"/>
@@ -460,7 +455,6 @@
           </w:p>
         </w:tc>
         <w:tc>
-          <w:tcPr/>
           <w:p>
             <w:pPr>
               <w:pStyle w:val="Compact"/>
@@ -474,7 +468,6 @@
       </w:tr>
       <w:tr>
         <w:tc>
-          <w:tcPr/>
           <w:p>
             <w:pPr>
               <w:pStyle w:val="Compact"/>
@@ -486,7 +479,6 @@
           </w:p>
         </w:tc>
         <w:tc>
-          <w:tcPr/>
           <w:p>
             <w:pPr>
               <w:pStyle w:val="Compact"/>
@@ -498,21 +490,19 @@
           </w:p>
         </w:tc>
         <w:tc>
-          <w:tcPr/>
-          <w:p>
-            <w:pPr>
-              <w:pStyle w:val="Compact"/>
-              <w:jc w:val="left"/>
-            </w:pPr>
-            <w:r>
-              <w:t xml:space="preserve">Methods: Labels; Methods: Known-groups associations; Table 2</w:t>
-            </w:r>
-          </w:p>
-        </w:tc>
-      </w:tr>
-      <w:tr>
-        <w:tc>
-          <w:tcPr/>
+          <w:p>
+            <w:pPr>
+              <w:pStyle w:val="Compact"/>
+              <w:jc w:val="left"/>
+            </w:pPr>
+            <w:r>
+              <w:t xml:space="preserve">Methods: Labels; Methods: Associations with characteristics linked to platinum response and prognosis; Table 2</w:t>
+            </w:r>
+          </w:p>
+        </w:tc>
+      </w:tr>
+      <w:tr>
+        <w:tc>
           <w:p>
             <w:pPr>
               <w:pStyle w:val="Compact"/>
@@ -524,7 +514,6 @@
           </w:p>
         </w:tc>
         <w:tc>
-          <w:tcPr/>
           <w:p>
             <w:pPr>
               <w:pStyle w:val="Compact"/>
@@ -536,21 +525,19 @@
           </w:p>
         </w:tc>
         <w:tc>
-          <w:tcPr/>
-          <w:p>
-            <w:pPr>
-              <w:pStyle w:val="Compact"/>
-              <w:jc w:val="left"/>
-            </w:pPr>
-            <w:r>
-              <w:t xml:space="preserve">Methods: Data and cohort; Methods: Labels; Methods: Known-groups associations</w:t>
-            </w:r>
-          </w:p>
-        </w:tc>
-      </w:tr>
-      <w:tr>
-        <w:tc>
-          <w:tcPr/>
+          <w:p>
+            <w:pPr>
+              <w:pStyle w:val="Compact"/>
+              <w:jc w:val="left"/>
+            </w:pPr>
+            <w:r>
+              <w:t xml:space="preserve">Methods: Data and cohort; Methods: Labels; Methods: Associations with characteristics linked to platinum response and prognosis</w:t>
+            </w:r>
+          </w:p>
+        </w:tc>
+      </w:tr>
+      <w:tr>
+        <w:tc>
           <w:p>
             <w:pPr>
               <w:pStyle w:val="Compact"/>
@@ -562,7 +549,6 @@
           </w:p>
         </w:tc>
         <w:tc>
-          <w:tcPr/>
           <w:p>
             <w:pPr>
               <w:pStyle w:val="Compact"/>
@@ -574,7 +560,6 @@
           </w:p>
         </w:tc>
         <w:tc>
-          <w:tcPr/>
           <w:p>
             <w:pPr>
               <w:pStyle w:val="Compact"/>
@@ -588,7 +573,6 @@
       </w:tr>
       <w:tr>
         <w:tc>
-          <w:tcPr/>
           <w:p>
             <w:pPr>
               <w:pStyle w:val="Compact"/>
@@ -600,7 +584,6 @@
           </w:p>
         </w:tc>
         <w:tc>
-          <w:tcPr/>
           <w:p>
             <w:pPr>
               <w:pStyle w:val="Compact"/>
@@ -612,7 +595,6 @@
           </w:p>
         </w:tc>
         <w:tc>
-          <w:tcPr/>
           <w:p>
             <w:pPr>
               <w:pStyle w:val="Compact"/>
@@ -626,7 +608,6 @@
       </w:tr>
       <w:tr>
         <w:tc>
-          <w:tcPr/>
           <w:p>
             <w:pPr>
               <w:pStyle w:val="Compact"/>
@@ -638,7 +619,6 @@
           </w:p>
         </w:tc>
         <w:tc>
-          <w:tcPr/>
           <w:p>
             <w:pPr>
               <w:pStyle w:val="Compact"/>
@@ -650,21 +630,19 @@
           </w:p>
         </w:tc>
         <w:tc>
-          <w:tcPr/>
-          <w:p>
-            <w:pPr>
-              <w:pStyle w:val="Compact"/>
-              <w:jc w:val="left"/>
-            </w:pPr>
-            <w:r>
-              <w:t xml:space="preserve">Methods: Known-groups associations (rank-based tests; age per 10 years and Aneuploidy Score per SD in the exploratory Cox models)</w:t>
-            </w:r>
-          </w:p>
-        </w:tc>
-      </w:tr>
-      <w:tr>
-        <w:tc>
-          <w:tcPr/>
+          <w:p>
+            <w:pPr>
+              <w:pStyle w:val="Compact"/>
+              <w:jc w:val="left"/>
+            </w:pPr>
+            <w:r>
+              <w:t xml:space="preserve">Methods: Associations with characteristics linked to platinum response and prognosis (rank-based tests; age per 10 years and Aneuploidy Score per SD in the exploratory Cox models)</w:t>
+            </w:r>
+          </w:p>
+        </w:tc>
+      </w:tr>
+      <w:tr>
+        <w:tc>
           <w:p>
             <w:pPr>
               <w:pStyle w:val="Compact"/>
@@ -676,7 +654,6 @@
           </w:p>
         </w:tc>
         <w:tc>
-          <w:tcPr/>
           <w:p>
             <w:pPr>
               <w:pStyle w:val="Compact"/>
@@ -688,21 +665,19 @@
           </w:p>
         </w:tc>
         <w:tc>
-          <w:tcPr/>
-          <w:p>
-            <w:pPr>
-              <w:pStyle w:val="Compact"/>
-              <w:jc w:val="left"/>
-            </w:pPr>
-            <w:r>
-              <w:t xml:space="preserve">Methods: Coverage and agreement; Known-groups associations; Classifiers; Exploratory analyses. Known-groups analyses are univariable, with no adjustment for confounding (the aim is label comparison); the exploratory clinical-only model is a multivariable logistic regression.</w:t>
-            </w:r>
-          </w:p>
-        </w:tc>
-      </w:tr>
-      <w:tr>
-        <w:tc>
-          <w:tcPr/>
+          <w:p>
+            <w:pPr>
+              <w:pStyle w:val="Compact"/>
+              <w:jc w:val="left"/>
+            </w:pPr>
+            <w:r>
+              <w:t xml:space="preserve">Methods: Coverage and agreement; Associations with characteristics; Classifiers; Exploratory analyses. These association analyses are univariable, with no adjustment for confounding (the aim is label comparison); the exploratory clinical-only model is a multivariable logistic regression.</w:t>
+            </w:r>
+          </w:p>
+        </w:tc>
+      </w:tr>
+      <w:tr>
+        <w:tc>
           <w:p>
             <w:pPr>
               <w:pStyle w:val="Compact"/>
@@ -714,7 +689,6 @@
           </w:p>
         </w:tc>
         <w:tc>
-          <w:tcPr/>
           <w:p>
             <w:pPr>
               <w:pStyle w:val="Compact"/>
@@ -726,21 +700,19 @@
           </w:p>
         </w:tc>
         <w:tc>
-          <w:tcPr/>
-          <w:p>
-            <w:pPr>
-              <w:pStyle w:val="Compact"/>
-              <w:jc w:val="left"/>
-            </w:pPr>
-            <w:r>
-              <w:t xml:space="preserve">Same-patient comparisons (Methods: Known-groups associations); no interaction analyses</w:t>
-            </w:r>
-          </w:p>
-        </w:tc>
-      </w:tr>
-      <w:tr>
-        <w:tc>
-          <w:tcPr/>
+          <w:p>
+            <w:pPr>
+              <w:pStyle w:val="Compact"/>
+              <w:jc w:val="left"/>
+            </w:pPr>
+            <w:r>
+              <w:t xml:space="preserve">Same-patient comparisons (Methods: Associations with characteristics linked to platinum response and prognosis); no interaction analyses</w:t>
+            </w:r>
+          </w:p>
+        </w:tc>
+      </w:tr>
+      <w:tr>
+        <w:tc>
           <w:p>
             <w:pPr>
               <w:pStyle w:val="Compact"/>
@@ -752,7 +724,6 @@
           </w:p>
         </w:tc>
         <w:tc>
-          <w:tcPr/>
           <w:p>
             <w:pPr>
               <w:pStyle w:val="Compact"/>
@@ -764,7 +735,6 @@
           </w:p>
         </w:tc>
         <w:tc>
-          <w:tcPr/>
           <w:p>
             <w:pPr>
               <w:pStyle w:val="Compact"/>
@@ -778,7 +748,6 @@
       </w:tr>
       <w:tr>
         <w:tc>
-          <w:tcPr/>
           <w:p>
             <w:pPr>
               <w:pStyle w:val="Compact"/>
@@ -790,7 +759,6 @@
           </w:p>
         </w:tc>
         <w:tc>
-          <w:tcPr/>
           <w:p>
             <w:pPr>
               <w:pStyle w:val="Compact"/>
@@ -802,7 +770,6 @@
           </w:p>
         </w:tc>
         <w:tc>
-          <w:tcPr/>
           <w:p>
             <w:pPr>
               <w:pStyle w:val="Compact"/>
@@ -816,7 +783,6 @@
       </w:tr>
       <w:tr>
         <w:tc>
-          <w:tcPr/>
           <w:p>
             <w:pPr>
               <w:pStyle w:val="Compact"/>
@@ -828,7 +794,6 @@
           </w:p>
         </w:tc>
         <w:tc>
-          <w:tcPr/>
           <w:p>
             <w:pPr>
               <w:pStyle w:val="Compact"/>
@@ -840,7 +805,6 @@
           </w:p>
         </w:tc>
         <w:tc>
-          <w:tcPr/>
           <w:p>
             <w:pPr>
               <w:pStyle w:val="Compact"/>
@@ -854,7 +818,6 @@
       </w:tr>
       <w:tr>
         <w:tc>
-          <w:tcPr/>
           <w:p>
             <w:pPr>
               <w:pStyle w:val="Compact"/>
@@ -866,7 +829,6 @@
           </w:p>
         </w:tc>
         <w:tc>
-          <w:tcPr/>
           <w:p>
             <w:pPr>
               <w:pStyle w:val="Compact"/>
@@ -878,7 +840,6 @@
           </w:p>
         </w:tc>
         <w:tc>
-          <w:tcPr/>
           <w:p>
             <w:pPr>
               <w:pStyle w:val="Compact"/>
@@ -892,7 +853,6 @@
       </w:tr>
       <w:tr>
         <w:tc>
-          <w:tcPr/>
           <w:p>
             <w:pPr>
               <w:pStyle w:val="Compact"/>
@@ -904,7 +864,6 @@
           </w:p>
         </w:tc>
         <w:tc>
-          <w:tcPr/>
           <w:p>
             <w:pPr>
               <w:pStyle w:val="Compact"/>
@@ -916,7 +875,6 @@
           </w:p>
         </w:tc>
         <w:tc>
-          <w:tcPr/>
           <w:p>
             <w:pPr>
               <w:pStyle w:val="Compact"/>
@@ -930,7 +888,6 @@
       </w:tr>
       <w:tr>
         <w:tc>
-          <w:tcPr/>
           <w:p>
             <w:pPr>
               <w:pStyle w:val="Compact"/>
@@ -942,7 +899,6 @@
           </w:p>
         </w:tc>
         <w:tc>
-          <w:tcPr/>
           <w:p>
             <w:pPr>
               <w:pStyle w:val="Compact"/>
@@ -954,7 +910,6 @@
           </w:p>
         </w:tc>
         <w:tc>
-          <w:tcPr/>
           <w:p>
             <w:pPr>
               <w:pStyle w:val="Compact"/>
@@ -968,7 +923,6 @@
       </w:tr>
       <w:tr>
         <w:tc>
-          <w:tcPr/>
           <w:p>
             <w:pPr>
               <w:pStyle w:val="Compact"/>
@@ -980,7 +934,6 @@
           </w:p>
         </w:tc>
         <w:tc>
-          <w:tcPr/>
           <w:p>
             <w:pPr>
               <w:pStyle w:val="Compact"/>
@@ -992,7 +945,6 @@
           </w:p>
         </w:tc>
         <w:tc>
-          <w:tcPr/>
           <w:p>
             <w:pPr>
               <w:pStyle w:val="Compact"/>
@@ -1006,7 +958,6 @@
             </w:r>
             <w:r>
               <w:rPr>
-                <w:iCs/>
                 <w:i/>
               </w:rPr>
               <w:t xml:space="preserve">BRCA1/2</w:t>
@@ -1022,7 +973,6 @@
       </w:tr>
       <w:tr>
         <w:tc>
-          <w:tcPr/>
           <w:p>
             <w:pPr>
               <w:pStyle w:val="Compact"/>
@@ -1034,7 +984,6 @@
           </w:p>
         </w:tc>
         <w:tc>
-          <w:tcPr/>
           <w:p>
             <w:pPr>
               <w:pStyle w:val="Compact"/>
@@ -1046,7 +995,6 @@
           </w:p>
         </w:tc>
         <w:tc>
-          <w:tcPr/>
           <w:p>
             <w:pPr>
               <w:pStyle w:val="Compact"/>
@@ -1060,7 +1008,6 @@
       </w:tr>
       <w:tr>
         <w:tc>
-          <w:tcPr/>
           <w:p>
             <w:pPr>
               <w:pStyle w:val="Compact"/>
@@ -1072,7 +1019,6 @@
           </w:p>
         </w:tc>
         <w:tc>
-          <w:tcPr/>
           <w:p>
             <w:pPr>
               <w:pStyle w:val="Compact"/>
@@ -1084,7 +1030,6 @@
           </w:p>
         </w:tc>
         <w:tc>
-          <w:tcPr/>
           <w:p>
             <w:pPr>
               <w:pStyle w:val="Compact"/>
@@ -1098,7 +1043,6 @@
       </w:tr>
       <w:tr>
         <w:tc>
-          <w:tcPr/>
           <w:p>
             <w:pPr>
               <w:pStyle w:val="Compact"/>
@@ -1110,7 +1054,6 @@
           </w:p>
         </w:tc>
         <w:tc>
-          <w:tcPr/>
           <w:p>
             <w:pPr>
               <w:pStyle w:val="Compact"/>
@@ -1122,7 +1065,6 @@
           </w:p>
         </w:tc>
         <w:tc>
-          <w:tcPr/>
           <w:p>
             <w:pPr>
               <w:pStyle w:val="Compact"/>
@@ -1136,7 +1078,6 @@
       </w:tr>
       <w:tr>
         <w:tc>
-          <w:tcPr/>
           <w:p>
             <w:pPr>
               <w:pStyle w:val="Compact"/>
@@ -1148,7 +1089,6 @@
           </w:p>
         </w:tc>
         <w:tc>
-          <w:tcPr/>
           <w:p>
             <w:pPr>
               <w:pStyle w:val="Compact"/>
@@ -1160,7 +1100,6 @@
           </w:p>
         </w:tc>
         <w:tc>
-          <w:tcPr/>
           <w:p>
             <w:pPr>
               <w:pStyle w:val="Compact"/>
@@ -1174,7 +1113,6 @@
       </w:tr>
       <w:tr>
         <w:tc>
-          <w:tcPr/>
           <w:p>
             <w:pPr>
               <w:pStyle w:val="Compact"/>
@@ -1186,7 +1124,6 @@
           </w:p>
         </w:tc>
         <w:tc>
-          <w:tcPr/>
           <w:p>
             <w:pPr>
               <w:pStyle w:val="Compact"/>
@@ -1198,7 +1135,6 @@
           </w:p>
         </w:tc>
         <w:tc>
-          <w:tcPr/>
           <w:p>
             <w:pPr>
               <w:pStyle w:val="Compact"/>
@@ -1212,7 +1148,6 @@
       </w:tr>
       <w:tr>
         <w:tc>
-          <w:tcPr/>
           <w:p>
             <w:pPr>
               <w:pStyle w:val="Compact"/>
@@ -1224,7 +1159,6 @@
           </w:p>
         </w:tc>
         <w:tc>
-          <w:tcPr/>
           <w:p>
             <w:pPr>
               <w:pStyle w:val="Compact"/>
@@ -1236,7 +1170,6 @@
           </w:p>
         </w:tc>
         <w:tc>
-          <w:tcPr/>
           <w:p>
             <w:pPr>
               <w:pStyle w:val="Compact"/>
@@ -1250,7 +1183,6 @@
       </w:tr>
       <w:tr>
         <w:tc>
-          <w:tcPr/>
           <w:p>
             <w:pPr>
               <w:pStyle w:val="Compact"/>
@@ -1262,7 +1194,6 @@
           </w:p>
         </w:tc>
         <w:tc>
-          <w:tcPr/>
           <w:p>
             <w:pPr>
               <w:pStyle w:val="Compact"/>
@@ -1274,7 +1205,6 @@
           </w:p>
         </w:tc>
         <w:tc>
-          <w:tcPr/>
           <w:p>
             <w:pPr>
               <w:pStyle w:val="Compact"/>
@@ -1288,7 +1218,6 @@
       </w:tr>
       <w:tr>
         <w:tc>
-          <w:tcPr/>
           <w:p>
             <w:pPr>
               <w:pStyle w:val="Compact"/>
@@ -1300,7 +1229,6 @@
           </w:p>
         </w:tc>
         <w:tc>
-          <w:tcPr/>
           <w:p>
             <w:pPr>
               <w:pStyle w:val="Compact"/>
@@ -1312,7 +1240,6 @@
           </w:p>
         </w:tc>
         <w:tc>
-          <w:tcPr/>
           <w:p>
             <w:pPr>
               <w:pStyle w:val="Compact"/>
@@ -1326,7 +1253,6 @@
       </w:tr>
       <w:tr>
         <w:tc>
-          <w:tcPr/>
           <w:p>
             <w:pPr>
               <w:pStyle w:val="Compact"/>
@@ -1338,7 +1264,6 @@
           </w:p>
         </w:tc>
         <w:tc>
-          <w:tcPr/>
           <w:p>
             <w:pPr>
               <w:pStyle w:val="Compact"/>
@@ -1350,7 +1275,6 @@
           </w:p>
         </w:tc>
         <w:tc>
-          <w:tcPr/>
           <w:p>
             <w:pPr>
               <w:pStyle w:val="Compact"/>
@@ -1364,7 +1288,6 @@
       </w:tr>
       <w:tr>
         <w:tc>
-          <w:tcPr/>
           <w:p>
             <w:pPr>
               <w:pStyle w:val="Compact"/>
@@ -1376,7 +1299,6 @@
           </w:p>
         </w:tc>
         <w:tc>
-          <w:tcPr/>
           <w:p>
             <w:pPr>
               <w:pStyle w:val="Compact"/>
@@ -1388,7 +1310,6 @@
           </w:p>
         </w:tc>
         <w:tc>
-          <w:tcPr/>
           <w:p>
             <w:pPr>
               <w:pStyle w:val="Compact"/>
@@ -1402,7 +1323,6 @@
       </w:tr>
       <w:tr>
         <w:tc>
-          <w:tcPr/>
           <w:p>
             <w:pPr>
               <w:pStyle w:val="Compact"/>
@@ -1414,7 +1334,6 @@
           </w:p>
         </w:tc>
         <w:tc>
-          <w:tcPr/>
           <w:p>
             <w:pPr>
               <w:pStyle w:val="Compact"/>
@@ -1426,7 +1345,6 @@
           </w:p>
         </w:tc>
         <w:tc>
-          <w:tcPr/>
           <w:p>
             <w:pPr>
               <w:pStyle w:val="Compact"/>
@@ -1440,7 +1358,6 @@
       </w:tr>
       <w:tr>
         <w:tc>
-          <w:tcPr/>
           <w:p>
             <w:pPr>
               <w:pStyle w:val="Compact"/>
@@ -1452,7 +1369,6 @@
           </w:p>
         </w:tc>
         <w:tc>
-          <w:tcPr/>
           <w:p>
             <w:pPr>
               <w:pStyle w:val="Compact"/>
@@ -1464,7 +1380,6 @@
           </w:p>
         </w:tc>
         <w:tc>
-          <w:tcPr/>
           <w:p>
             <w:pPr>
               <w:pStyle w:val="Compact"/>
@@ -1477,22 +1392,21 @@
         </w:tc>
       </w:tr>
     </w:tbl>
-    <w:bookmarkEnd w:id="20"/>
-    <w:bookmarkStart w:id="21" w:name="X6feb2cf4c64a52f85a792e642410e25c7c63cd9"/>
     <w:p>
       <w:pPr>
         <w:pStyle w:val="Heading1"/>
       </w:pPr>
+      <w:bookmarkStart w:id="21" w:name="X6feb2cf4c64a52f85a792e642410e25c7c63cd9"/>
       <w:r>
         <w:t xml:space="preserve">STARD 2015 checklist (OS thresholds vs platinum status)</w:t>
       </w:r>
+      <w:bookmarkEnd w:id="21"/>
     </w:p>
     <w:tbl>
       <w:tblPr>
         <w:tblStyle w:val="Table"/>
-        <w:tblW w:type="pct" w:w="5000"/>
-        <w:tblLook w:firstRow="1" w:lastRow="0" w:firstColumn="0" w:lastColumn="0" w:noHBand="0" w:noVBand="0" w:val="0020"/>
-        <w:jc w:val="start"/>
+        <w:tblW w:type="pct" w:w="5000.0"/>
+        <w:tblLook w:firstRow="1"/>
       </w:tblPr>
       <w:tblGrid>
         <w:gridCol w:w="2640"/>
@@ -1501,10 +1415,15 @@
       </w:tblGrid>
       <w:tr>
         <w:trPr>
-          <w:tblHeader w:val="true"/>
+          <w:cnfStyle w:firstRow="1"/>
         </w:trPr>
         <w:tc>
-          <w:tcPr/>
+          <w:tcPr>
+            <w:tcBorders>
+              <w:bottom w:val="single"/>
+            </w:tcBorders>
+            <w:vAlign w:val="bottom"/>
+          </w:tcPr>
           <w:p>
             <w:pPr>
               <w:pStyle w:val="Compact"/>
@@ -1516,7 +1435,12 @@
           </w:p>
         </w:tc>
         <w:tc>
-          <w:tcPr/>
+          <w:tcPr>
+            <w:tcBorders>
+              <w:bottom w:val="single"/>
+            </w:tcBorders>
+            <w:vAlign w:val="bottom"/>
+          </w:tcPr>
           <w:p>
             <w:pPr>
               <w:pStyle w:val="Compact"/>
@@ -1528,7 +1452,12 @@
           </w:p>
         </w:tc>
         <w:tc>
-          <w:tcPr/>
+          <w:tcPr>
+            <w:tcBorders>
+              <w:bottom w:val="single"/>
+            </w:tcBorders>
+            <w:vAlign w:val="bottom"/>
+          </w:tcPr>
           <w:p>
             <w:pPr>
               <w:pStyle w:val="Compact"/>
@@ -1542,7 +1471,6 @@
       </w:tr>
       <w:tr>
         <w:tc>
-          <w:tcPr/>
           <w:p>
             <w:pPr>
               <w:pStyle w:val="Compact"/>
@@ -1554,7 +1482,6 @@
           </w:p>
         </w:tc>
         <w:tc>
-          <w:tcPr/>
           <w:p>
             <w:pPr>
               <w:pStyle w:val="Compact"/>
@@ -1566,7 +1493,6 @@
           </w:p>
         </w:tc>
         <w:tc>
-          <w:tcPr/>
           <w:p>
             <w:pPr>
               <w:pStyle w:val="Compact"/>
@@ -1580,7 +1506,6 @@
       </w:tr>
       <w:tr>
         <w:tc>
-          <w:tcPr/>
           <w:p>
             <w:pPr>
               <w:pStyle w:val="Compact"/>
@@ -1592,7 +1517,6 @@
           </w:p>
         </w:tc>
         <w:tc>
-          <w:tcPr/>
           <w:p>
             <w:pPr>
               <w:pStyle w:val="Compact"/>
@@ -1604,7 +1528,6 @@
           </w:p>
         </w:tc>
         <w:tc>
-          <w:tcPr/>
           <w:p>
             <w:pPr>
               <w:pStyle w:val="Compact"/>
@@ -1618,7 +1541,6 @@
       </w:tr>
       <w:tr>
         <w:tc>
-          <w:tcPr/>
           <w:p>
             <w:pPr>
               <w:pStyle w:val="Compact"/>
@@ -1630,7 +1552,6 @@
           </w:p>
         </w:tc>
         <w:tc>
-          <w:tcPr/>
           <w:p>
             <w:pPr>
               <w:pStyle w:val="Compact"/>
@@ -1642,7 +1563,6 @@
           </w:p>
         </w:tc>
         <w:tc>
-          <w:tcPr/>
           <w:p>
             <w:pPr>
               <w:pStyle w:val="Compact"/>
@@ -1656,7 +1576,6 @@
       </w:tr>
       <w:tr>
         <w:tc>
-          <w:tcPr/>
           <w:p>
             <w:pPr>
               <w:pStyle w:val="Compact"/>
@@ -1668,7 +1587,6 @@
           </w:p>
         </w:tc>
         <w:tc>
-          <w:tcPr/>
           <w:p>
             <w:pPr>
               <w:pStyle w:val="Compact"/>
@@ -1680,7 +1598,6 @@
           </w:p>
         </w:tc>
         <w:tc>
-          <w:tcPr/>
           <w:p>
             <w:pPr>
               <w:pStyle w:val="Compact"/>
@@ -1694,7 +1611,6 @@
       </w:tr>
       <w:tr>
         <w:tc>
-          <w:tcPr/>
           <w:p>
             <w:pPr>
               <w:pStyle w:val="Compact"/>
@@ -1706,7 +1622,6 @@
           </w:p>
         </w:tc>
         <w:tc>
-          <w:tcPr/>
           <w:p>
             <w:pPr>
               <w:pStyle w:val="Compact"/>
@@ -1718,7 +1633,6 @@
           </w:p>
         </w:tc>
         <w:tc>
-          <w:tcPr/>
           <w:p>
             <w:pPr>
               <w:pStyle w:val="Compact"/>
@@ -1732,7 +1646,6 @@
       </w:tr>
       <w:tr>
         <w:tc>
-          <w:tcPr/>
           <w:p>
             <w:pPr>
               <w:pStyle w:val="Compact"/>
@@ -1744,7 +1657,6 @@
           </w:p>
         </w:tc>
         <w:tc>
-          <w:tcPr/>
           <w:p>
             <w:pPr>
               <w:pStyle w:val="Compact"/>
@@ -1756,7 +1668,6 @@
           </w:p>
         </w:tc>
         <w:tc>
-          <w:tcPr/>
           <w:p>
             <w:pPr>
               <w:pStyle w:val="Compact"/>
@@ -1770,7 +1681,6 @@
       </w:tr>
       <w:tr>
         <w:tc>
-          <w:tcPr/>
           <w:p>
             <w:pPr>
               <w:pStyle w:val="Compact"/>
@@ -1782,7 +1692,6 @@
           </w:p>
         </w:tc>
         <w:tc>
-          <w:tcPr/>
           <w:p>
             <w:pPr>
               <w:pStyle w:val="Compact"/>
@@ -1794,7 +1703,6 @@
           </w:p>
         </w:tc>
         <w:tc>
-          <w:tcPr/>
           <w:p>
             <w:pPr>
               <w:pStyle w:val="Compact"/>
@@ -1808,7 +1716,6 @@
       </w:tr>
       <w:tr>
         <w:tc>
-          <w:tcPr/>
           <w:p>
             <w:pPr>
               <w:pStyle w:val="Compact"/>
@@ -1820,7 +1727,6 @@
           </w:p>
         </w:tc>
         <w:tc>
-          <w:tcPr/>
           <w:p>
             <w:pPr>
               <w:pStyle w:val="Compact"/>
@@ -1832,7 +1738,6 @@
           </w:p>
         </w:tc>
         <w:tc>
-          <w:tcPr/>
           <w:p>
             <w:pPr>
               <w:pStyle w:val="Compact"/>
@@ -1846,7 +1751,6 @@
       </w:tr>
       <w:tr>
         <w:tc>
-          <w:tcPr/>
           <w:p>
             <w:pPr>
               <w:pStyle w:val="Compact"/>
@@ -1858,7 +1762,6 @@
           </w:p>
         </w:tc>
         <w:tc>
-          <w:tcPr/>
           <w:p>
             <w:pPr>
               <w:pStyle w:val="Compact"/>
@@ -1870,7 +1773,6 @@
           </w:p>
         </w:tc>
         <w:tc>
-          <w:tcPr/>
           <w:p>
             <w:pPr>
               <w:pStyle w:val="Compact"/>
@@ -1884,7 +1786,6 @@
       </w:tr>
       <w:tr>
         <w:tc>
-          <w:tcPr/>
           <w:p>
             <w:pPr>
               <w:pStyle w:val="Compact"/>
@@ -1896,7 +1797,6 @@
           </w:p>
         </w:tc>
         <w:tc>
-          <w:tcPr/>
           <w:p>
             <w:pPr>
               <w:pStyle w:val="Compact"/>
@@ -1908,7 +1808,6 @@
           </w:p>
         </w:tc>
         <w:tc>
-          <w:tcPr/>
           <w:p>
             <w:pPr>
               <w:pStyle w:val="Compact"/>
@@ -1922,7 +1821,6 @@
       </w:tr>
       <w:tr>
         <w:tc>
-          <w:tcPr/>
           <w:p>
             <w:pPr>
               <w:pStyle w:val="Compact"/>
@@ -1934,7 +1832,6 @@
           </w:p>
         </w:tc>
         <w:tc>
-          <w:tcPr/>
           <w:p>
             <w:pPr>
               <w:pStyle w:val="Compact"/>
@@ -1946,7 +1843,6 @@
           </w:p>
         </w:tc>
         <w:tc>
-          <w:tcPr/>
           <w:p>
             <w:pPr>
               <w:pStyle w:val="Compact"/>
@@ -1960,7 +1856,6 @@
       </w:tr>
       <w:tr>
         <w:tc>
-          <w:tcPr/>
           <w:p>
             <w:pPr>
               <w:pStyle w:val="Compact"/>
@@ -1972,7 +1867,6 @@
           </w:p>
         </w:tc>
         <w:tc>
-          <w:tcPr/>
           <w:p>
             <w:pPr>
               <w:pStyle w:val="Compact"/>
@@ -1984,7 +1878,6 @@
           </w:p>
         </w:tc>
         <w:tc>
-          <w:tcPr/>
           <w:p>
             <w:pPr>
               <w:pStyle w:val="Compact"/>
@@ -1998,7 +1891,6 @@
       </w:tr>
       <w:tr>
         <w:tc>
-          <w:tcPr/>
           <w:p>
             <w:pPr>
               <w:pStyle w:val="Compact"/>
@@ -2010,7 +1902,6 @@
           </w:p>
         </w:tc>
         <w:tc>
-          <w:tcPr/>
           <w:p>
             <w:pPr>
               <w:pStyle w:val="Compact"/>
@@ -2022,7 +1913,6 @@
           </w:p>
         </w:tc>
         <w:tc>
-          <w:tcPr/>
           <w:p>
             <w:pPr>
               <w:pStyle w:val="Compact"/>
@@ -2036,7 +1926,6 @@
       </w:tr>
       <w:tr>
         <w:tc>
-          <w:tcPr/>
           <w:p>
             <w:pPr>
               <w:pStyle w:val="Compact"/>
@@ -2048,7 +1937,6 @@
           </w:p>
         </w:tc>
         <w:tc>
-          <w:tcPr/>
           <w:p>
             <w:pPr>
               <w:pStyle w:val="Compact"/>
@@ -2060,7 +1948,6 @@
           </w:p>
         </w:tc>
         <w:tc>
-          <w:tcPr/>
           <w:p>
             <w:pPr>
               <w:pStyle w:val="Compact"/>
@@ -2074,7 +1961,6 @@
       </w:tr>
       <w:tr>
         <w:tc>
-          <w:tcPr/>
           <w:p>
             <w:pPr>
               <w:pStyle w:val="Compact"/>
@@ -2086,7 +1972,6 @@
           </w:p>
         </w:tc>
         <w:tc>
-          <w:tcPr/>
           <w:p>
             <w:pPr>
               <w:pStyle w:val="Compact"/>
@@ -2098,7 +1983,6 @@
           </w:p>
         </w:tc>
         <w:tc>
-          <w:tcPr/>
           <w:p>
             <w:pPr>
               <w:pStyle w:val="Compact"/>
@@ -2112,7 +1996,6 @@
       </w:tr>
       <w:tr>
         <w:tc>
-          <w:tcPr/>
           <w:p>
             <w:pPr>
               <w:pStyle w:val="Compact"/>
@@ -2124,7 +2007,6 @@
           </w:p>
         </w:tc>
         <w:tc>
-          <w:tcPr/>
           <w:p>
             <w:pPr>
               <w:pStyle w:val="Compact"/>
@@ -2136,7 +2018,6 @@
           </w:p>
         </w:tc>
         <w:tc>
-          <w:tcPr/>
           <w:p>
             <w:pPr>
               <w:pStyle w:val="Compact"/>
@@ -2150,7 +2031,6 @@
       </w:tr>
       <w:tr>
         <w:tc>
-          <w:tcPr/>
           <w:p>
             <w:pPr>
               <w:pStyle w:val="Compact"/>
@@ -2162,7 +2042,6 @@
           </w:p>
         </w:tc>
         <w:tc>
-          <w:tcPr/>
           <w:p>
             <w:pPr>
               <w:pStyle w:val="Compact"/>
@@ -2174,7 +2053,6 @@
           </w:p>
         </w:tc>
         <w:tc>
-          <w:tcPr/>
           <w:p>
             <w:pPr>
               <w:pStyle w:val="Compact"/>
@@ -2188,7 +2066,6 @@
       </w:tr>
       <w:tr>
         <w:tc>
-          <w:tcPr/>
           <w:p>
             <w:pPr>
               <w:pStyle w:val="Compact"/>
@@ -2200,7 +2077,6 @@
           </w:p>
         </w:tc>
         <w:tc>
-          <w:tcPr/>
           <w:p>
             <w:pPr>
               <w:pStyle w:val="Compact"/>
@@ -2212,7 +2088,6 @@
           </w:p>
         </w:tc>
         <w:tc>
-          <w:tcPr/>
           <w:p>
             <w:pPr>
               <w:pStyle w:val="Compact"/>
@@ -2226,7 +2101,6 @@
       </w:tr>
       <w:tr>
         <w:tc>
-          <w:tcPr/>
           <w:p>
             <w:pPr>
               <w:pStyle w:val="Compact"/>
@@ -2238,7 +2112,6 @@
           </w:p>
         </w:tc>
         <w:tc>
-          <w:tcPr/>
           <w:p>
             <w:pPr>
               <w:pStyle w:val="Compact"/>
@@ -2250,7 +2123,6 @@
           </w:p>
         </w:tc>
         <w:tc>
-          <w:tcPr/>
           <w:p>
             <w:pPr>
               <w:pStyle w:val="Compact"/>
@@ -2264,7 +2136,6 @@
       </w:tr>
       <w:tr>
         <w:tc>
-          <w:tcPr/>
           <w:p>
             <w:pPr>
               <w:pStyle w:val="Compact"/>
@@ -2276,7 +2147,6 @@
           </w:p>
         </w:tc>
         <w:tc>
-          <w:tcPr/>
           <w:p>
             <w:pPr>
               <w:pStyle w:val="Compact"/>
@@ -2288,7 +2158,6 @@
           </w:p>
         </w:tc>
         <w:tc>
-          <w:tcPr/>
           <w:p>
             <w:pPr>
               <w:pStyle w:val="Compact"/>
@@ -2302,7 +2171,6 @@
       </w:tr>
       <w:tr>
         <w:tc>
-          <w:tcPr/>
           <w:p>
             <w:pPr>
               <w:pStyle w:val="Compact"/>
@@ -2314,7 +2182,6 @@
           </w:p>
         </w:tc>
         <w:tc>
-          <w:tcPr/>
           <w:p>
             <w:pPr>
               <w:pStyle w:val="Compact"/>
@@ -2326,7 +2193,6 @@
           </w:p>
         </w:tc>
         <w:tc>
-          <w:tcPr/>
           <w:p>
             <w:pPr>
               <w:pStyle w:val="Compact"/>
@@ -2340,7 +2206,6 @@
       </w:tr>
       <w:tr>
         <w:tc>
-          <w:tcPr/>
           <w:p>
             <w:pPr>
               <w:pStyle w:val="Compact"/>
@@ -2352,7 +2217,6 @@
           </w:p>
         </w:tc>
         <w:tc>
-          <w:tcPr/>
           <w:p>
             <w:pPr>
               <w:pStyle w:val="Compact"/>
@@ -2364,7 +2228,6 @@
           </w:p>
         </w:tc>
         <w:tc>
-          <w:tcPr/>
           <w:p>
             <w:pPr>
               <w:pStyle w:val="Compact"/>
@@ -2378,7 +2241,6 @@
       </w:tr>
       <w:tr>
         <w:tc>
-          <w:tcPr/>
           <w:p>
             <w:pPr>
               <w:pStyle w:val="Compact"/>
@@ -2390,7 +2252,6 @@
           </w:p>
         </w:tc>
         <w:tc>
-          <w:tcPr/>
           <w:p>
             <w:pPr>
               <w:pStyle w:val="Compact"/>
@@ -2402,7 +2263,6 @@
           </w:p>
         </w:tc>
         <w:tc>
-          <w:tcPr/>
           <w:p>
             <w:pPr>
               <w:pStyle w:val="Compact"/>
@@ -2416,7 +2276,6 @@
       </w:tr>
       <w:tr>
         <w:tc>
-          <w:tcPr/>
           <w:p>
             <w:pPr>
               <w:pStyle w:val="Compact"/>
@@ -2428,7 +2287,6 @@
           </w:p>
         </w:tc>
         <w:tc>
-          <w:tcPr/>
           <w:p>
             <w:pPr>
               <w:pStyle w:val="Compact"/>
@@ -2440,7 +2298,6 @@
           </w:p>
         </w:tc>
         <w:tc>
-          <w:tcPr/>
           <w:p>
             <w:pPr>
               <w:pStyle w:val="Compact"/>
@@ -2454,7 +2311,6 @@
       </w:tr>
       <w:tr>
         <w:tc>
-          <w:tcPr/>
           <w:p>
             <w:pPr>
               <w:pStyle w:val="Compact"/>
@@ -2466,7 +2322,6 @@
           </w:p>
         </w:tc>
         <w:tc>
-          <w:tcPr/>
           <w:p>
             <w:pPr>
               <w:pStyle w:val="Compact"/>
@@ -2478,7 +2333,6 @@
           </w:p>
         </w:tc>
         <w:tc>
-          <w:tcPr/>
           <w:p>
             <w:pPr>
               <w:pStyle w:val="Compact"/>
@@ -2492,7 +2346,6 @@
       </w:tr>
       <w:tr>
         <w:tc>
-          <w:tcPr/>
           <w:p>
             <w:pPr>
               <w:pStyle w:val="Compact"/>
@@ -2504,7 +2357,6 @@
           </w:p>
         </w:tc>
         <w:tc>
-          <w:tcPr/>
           <w:p>
             <w:pPr>
               <w:pStyle w:val="Compact"/>
@@ -2516,7 +2368,6 @@
           </w:p>
         </w:tc>
         <w:tc>
-          <w:tcPr/>
           <w:p>
             <w:pPr>
               <w:pStyle w:val="Compact"/>
@@ -2530,7 +2381,6 @@
       </w:tr>
       <w:tr>
         <w:tc>
-          <w:tcPr/>
           <w:p>
             <w:pPr>
               <w:pStyle w:val="Compact"/>
@@ -2542,7 +2392,6 @@
           </w:p>
         </w:tc>
         <w:tc>
-          <w:tcPr/>
           <w:p>
             <w:pPr>
               <w:pStyle w:val="Compact"/>
@@ -2554,7 +2403,6 @@
           </w:p>
         </w:tc>
         <w:tc>
-          <w:tcPr/>
           <w:p>
             <w:pPr>
               <w:pStyle w:val="Compact"/>
@@ -2568,7 +2416,6 @@
       </w:tr>
       <w:tr>
         <w:tc>
-          <w:tcPr/>
           <w:p>
             <w:pPr>
               <w:pStyle w:val="Compact"/>
@@ -2580,7 +2427,6 @@
           </w:p>
         </w:tc>
         <w:tc>
-          <w:tcPr/>
           <w:p>
             <w:pPr>
               <w:pStyle w:val="Compact"/>
@@ -2592,7 +2438,6 @@
           </w:p>
         </w:tc>
         <w:tc>
-          <w:tcPr/>
           <w:p>
             <w:pPr>
               <w:pStyle w:val="Compact"/>
@@ -2606,7 +2451,6 @@
       </w:tr>
       <w:tr>
         <w:tc>
-          <w:tcPr/>
           <w:p>
             <w:pPr>
               <w:pStyle w:val="Compact"/>
@@ -2618,7 +2462,6 @@
           </w:p>
         </w:tc>
         <w:tc>
-          <w:tcPr/>
           <w:p>
             <w:pPr>
               <w:pStyle w:val="Compact"/>
@@ -2630,7 +2473,6 @@
           </w:p>
         </w:tc>
         <w:tc>
-          <w:tcPr/>
           <w:p>
             <w:pPr>
               <w:pStyle w:val="Compact"/>
@@ -2644,7 +2486,6 @@
       </w:tr>
       <w:tr>
         <w:tc>
-          <w:tcPr/>
           <w:p>
             <w:pPr>
               <w:pStyle w:val="Compact"/>
@@ -2656,7 +2497,6 @@
           </w:p>
         </w:tc>
         <w:tc>
-          <w:tcPr/>
           <w:p>
             <w:pPr>
               <w:pStyle w:val="Compact"/>
@@ -2668,7 +2508,6 @@
           </w:p>
         </w:tc>
         <w:tc>
-          <w:tcPr/>
           <w:p>
             <w:pPr>
               <w:pStyle w:val="Compact"/>
@@ -2682,7 +2521,6 @@
       </w:tr>
       <w:tr>
         <w:tc>
-          <w:tcPr/>
           <w:p>
             <w:pPr>
               <w:pStyle w:val="Compact"/>
@@ -2694,7 +2532,6 @@
           </w:p>
         </w:tc>
         <w:tc>
-          <w:tcPr/>
           <w:p>
             <w:pPr>
               <w:pStyle w:val="Compact"/>
@@ -2706,7 +2543,6 @@
           </w:p>
         </w:tc>
         <w:tc>
-          <w:tcPr/>
           <w:p>
             <w:pPr>
               <w:pStyle w:val="Compact"/>
@@ -2720,7 +2556,6 @@
       </w:tr>
       <w:tr>
         <w:tc>
-          <w:tcPr/>
           <w:p>
             <w:pPr>
               <w:pStyle w:val="Compact"/>
@@ -2732,7 +2567,6 @@
           </w:p>
         </w:tc>
         <w:tc>
-          <w:tcPr/>
           <w:p>
             <w:pPr>
               <w:pStyle w:val="Compact"/>
@@ -2744,7 +2578,6 @@
           </w:p>
         </w:tc>
         <w:tc>
-          <w:tcPr/>
           <w:p>
             <w:pPr>
               <w:pStyle w:val="Compact"/>
@@ -2758,7 +2591,6 @@
       </w:tr>
       <w:tr>
         <w:tc>
-          <w:tcPr/>
           <w:p>
             <w:pPr>
               <w:pStyle w:val="Compact"/>
@@ -2770,7 +2602,6 @@
           </w:p>
         </w:tc>
         <w:tc>
-          <w:tcPr/>
           <w:p>
             <w:pPr>
               <w:pStyle w:val="Compact"/>
@@ -2782,7 +2613,6 @@
           </w:p>
         </w:tc>
         <w:tc>
-          <w:tcPr/>
           <w:p>
             <w:pPr>
               <w:pStyle w:val="Compact"/>
@@ -2796,7 +2626,6 @@
       </w:tr>
       <w:tr>
         <w:tc>
-          <w:tcPr/>
           <w:p>
             <w:pPr>
               <w:pStyle w:val="Compact"/>
@@ -2808,7 +2637,6 @@
           </w:p>
         </w:tc>
         <w:tc>
-          <w:tcPr/>
           <w:p>
             <w:pPr>
               <w:pStyle w:val="Compact"/>
@@ -2820,7 +2648,6 @@
           </w:p>
         </w:tc>
         <w:tc>
-          <w:tcPr/>
           <w:p>
             <w:pPr>
               <w:pStyle w:val="Compact"/>
@@ -2833,7 +2660,6 @@
         </w:tc>
       </w:tr>
     </w:tbl>
-    <w:bookmarkEnd w:id="21"/>
     <w:sectPr/>
   </w:body>
 </w:document>
@@ -2865,14 +2691,17 @@
 <file path=word/numbering.xml><?xml version="1.0" encoding="utf-8"?>
 <w:numbering xmlns:w="http://schemas.openxmlformats.org/wordprocessingml/2006/main">
   <w:abstractNum w:abstractNumId="990">
-    <w:nsid w:val="A990"/>
+    <w:nsid w:val="2c1ae401"/>
     <w:multiLevelType w:val="multilevel"/>
     <w:lvl w:ilvl="0">
       <w:numFmt w:val="bullet"/>
       <w:lvlText w:val=" "/>
       <w:lvlJc w:val="left"/>
       <w:pPr>
-        <w:ind w:left="720" w:hanging="480"/>
+        <w:tabs>
+          <w:tab w:val="num" w:pos="0"/>
+        </w:tabs>
+        <w:ind w:left="480" w:hanging="480"/>
       </w:pPr>
     </w:lvl>
     <w:lvl w:ilvl="1">
@@ -2880,7 +2709,10 @@
       <w:lvlText w:val=" "/>
       <w:lvlJc w:val="left"/>
       <w:pPr>
-        <w:ind w:left="1440" w:hanging="480"/>
+        <w:tabs>
+          <w:tab w:val="num" w:pos="720"/>
+        </w:tabs>
+        <w:ind w:left="1200" w:hanging="480"/>
       </w:pPr>
     </w:lvl>
     <w:lvl w:ilvl="2">
@@ -2888,7 +2720,10 @@
       <w:lvlText w:val=" "/>
       <w:lvlJc w:val="left"/>
       <w:pPr>
-        <w:ind w:left="2160" w:hanging="480"/>
+        <w:tabs>
+          <w:tab w:val="num" w:pos="1440"/>
+        </w:tabs>
+        <w:ind w:left="1920" w:hanging="480"/>
       </w:pPr>
     </w:lvl>
     <w:lvl w:ilvl="3">
@@ -2896,7 +2731,10 @@
       <w:lvlText w:val=" "/>
       <w:lvlJc w:val="left"/>
       <w:pPr>
-        <w:ind w:left="2880" w:hanging="480"/>
+        <w:tabs>
+          <w:tab w:val="num" w:pos="2160"/>
+        </w:tabs>
+        <w:ind w:left="2640" w:hanging="480"/>
       </w:pPr>
     </w:lvl>
     <w:lvl w:ilvl="4">
@@ -2904,7 +2742,10 @@
       <w:lvlText w:val=" "/>
       <w:lvlJc w:val="left"/>
       <w:pPr>
-        <w:ind w:left="3600" w:hanging="480"/>
+        <w:tabs>
+          <w:tab w:val="num" w:pos="2880"/>
+        </w:tabs>
+        <w:ind w:left="3360" w:hanging="480"/>
       </w:pPr>
     </w:lvl>
     <w:lvl w:ilvl="5">
@@ -2912,7 +2753,10 @@
       <w:lvlText w:val=" "/>
       <w:lvlJc w:val="left"/>
       <w:pPr>
-        <w:ind w:left="4320" w:hanging="480"/>
+        <w:tabs>
+          <w:tab w:val="num" w:pos="3600"/>
+        </w:tabs>
+        <w:ind w:left="4080" w:hanging="480"/>
       </w:pPr>
     </w:lvl>
     <w:lvl w:ilvl="6">
@@ -2920,7 +2764,10 @@
       <w:lvlText w:val=" "/>
       <w:lvlJc w:val="left"/>
       <w:pPr>
-        <w:ind w:left="5040" w:hanging="480"/>
+        <w:tabs>
+          <w:tab w:val="num" w:pos="4320"/>
+        </w:tabs>
+        <w:ind w:left="4800" w:hanging="480"/>
       </w:pPr>
     </w:lvl>
     <w:lvl w:ilvl="7">
@@ -2928,7 +2775,10 @@
       <w:lvlText w:val=" "/>
       <w:lvlJc w:val="left"/>
       <w:pPr>
-        <w:ind w:left="5760" w:hanging="480"/>
+        <w:tabs>
+          <w:tab w:val="num" w:pos="5040"/>
+        </w:tabs>
+        <w:ind w:left="5520" w:hanging="480"/>
       </w:pPr>
     </w:lvl>
     <w:lvl w:ilvl="8">
@@ -2936,7 +2786,10 @@
       <w:lvlText w:val=" "/>
       <w:lvlJc w:val="left"/>
       <w:pPr>
-        <w:ind w:left="6480" w:hanging="480"/>
+        <w:tabs>
+          <w:tab w:val="num" w:pos="5760"/>
+        </w:tabs>
+        <w:ind w:left="6240" w:hanging="480"/>
       </w:pPr>
     </w:lvl>
   </w:abstractNum>
@@ -2951,10 +2804,10 @@
   <w:docDefaults>
     <w:rPrDefault>
       <w:rPr>
-        <w:rFonts w:asciiTheme="minorHAnsi" w:cstheme="minorBidi" w:eastAsiaTheme="minorHAnsi" w:hAnsiTheme="minorHAnsi"/>
+        <w:rFonts w:asciiTheme="minorHAnsi" w:eastAsiaTheme="minorHAnsi" w:hAnsiTheme="minorHAnsi" w:cstheme="minorBidi"/>
         <w:sz w:val="24"/>
         <w:szCs w:val="24"/>
-        <w:lang w:bidi="ar-SA" w:eastAsia="en-US" w:val="en-US"/>
+        <w:lang w:val="en-US" w:eastAsia="en-US" w:bidi="ar-SA"/>
       </w:rPr>
     </w:rPrDefault>
     <w:pPrDefault>
@@ -2963,35 +2816,35 @@
       </w:pPr>
     </w:pPrDefault>
   </w:docDefaults>
-  <w:latentStyles w:count="276" w:defLockedState="0" w:defQFormat="0" w:defSemiHidden="0" w:defUIPriority="0" w:defUnhideWhenUsed="0"/>
-  <w:style w:default="1" w:styleId="Normal" w:type="paragraph">
+  <w:latentStyles w:defLockedState="0" w:defUIPriority="0" w:defSemiHidden="0" w:defUnhideWhenUsed="0" w:defQFormat="0" w:count="276"/>
+  <w:style w:type="paragraph" w:default="1" w:styleId="Normal">
     <w:name w:val="Normal"/>
     <w:qFormat/>
   </w:style>
-  <w:style w:styleId="BodyText" w:type="paragraph">
+  <w:style w:type="paragraph" w:styleId="BodyText">
     <w:name w:val="Body Text"/>
     <w:basedOn w:val="Normal"/>
     <w:link w:val="BodyTextChar"/>
     <w:pPr>
-      <w:spacing w:after="180" w:before="180"/>
+      <w:spacing w:before="180" w:after="180"/>
     </w:pPr>
     <w:qFormat/>
   </w:style>
-  <w:style w:customStyle="1" w:styleId="FirstParagraph" w:type="paragraph">
+  <w:style w:type="paragraph" w:customStyle="1" w:styleId="FirstParagraph">
     <w:name w:val="First Paragraph"/>
     <w:basedOn w:val="BodyText"/>
     <w:next w:val="BodyText"/>
     <w:qFormat/>
   </w:style>
-  <w:style w:customStyle="1" w:styleId="Compact" w:type="paragraph">
+  <w:style w:type="paragraph" w:customStyle="1" w:styleId="Compact">
     <w:name w:val="Compact"/>
     <w:basedOn w:val="BodyText"/>
     <w:qFormat/>
     <w:pPr>
-      <w:spacing w:after="36" w:before="36"/>
+      <w:spacing w:before="36" w:after="36"/>
     </w:pPr>
   </w:style>
-  <w:style w:styleId="Title" w:type="paragraph">
+  <w:style w:type="paragraph" w:styleId="Title">
     <w:name w:val="Title"/>
     <w:basedOn w:val="Normal"/>
     <w:next w:val="BodyText"/>
@@ -2999,19 +2852,19 @@
     <w:pPr>
       <w:keepNext/>
       <w:keepLines/>
-      <w:spacing w:after="240" w:before="480"/>
+      <w:spacing w:before="480" w:after="240"/>
       <w:jc w:val="center"/>
     </w:pPr>
     <w:rPr>
-      <w:rFonts w:asciiTheme="majorHAnsi" w:cstheme="majorBidi" w:eastAsiaTheme="majorEastAsia" w:hAnsiTheme="majorHAnsi"/>
+      <w:rFonts w:asciiTheme="majorHAnsi" w:eastAsiaTheme="majorEastAsia" w:hAnsiTheme="majorHAnsi" w:cstheme="majorBidi"/>
       <w:b/>
       <w:bCs/>
-      <w:color w:themeColor="accent1" w:themeShade="B5" w:val="345A8A"/>
+      <w:color w:val="345A8A" w:themeColor="accent1" w:themeShade="B5"/>
       <w:sz w:val="36"/>
       <w:szCs w:val="36"/>
     </w:rPr>
   </w:style>
-  <w:style w:styleId="Subtitle" w:type="paragraph">
+  <w:style w:type="paragraph" w:styleId="Subtitle">
     <w:name w:val="Subtitle"/>
     <w:basedOn w:val="Title"/>
     <w:next w:val="BodyText"/>
@@ -3019,7 +2872,7 @@
     <w:pPr>
       <w:keepNext/>
       <w:keepLines/>
-      <w:spacing w:after="240" w:before="240"/>
+      <w:spacing w:before="240" w:after="240"/>
       <w:jc w:val="center"/>
     </w:pPr>
     <w:rPr>
@@ -3027,7 +2880,7 @@
       <w:szCs w:val="30"/>
     </w:rPr>
   </w:style>
-  <w:style w:customStyle="1" w:styleId="Author" w:type="paragraph">
+  <w:style w:type="paragraph" w:customStyle="1" w:styleId="Author">
     <w:name w:val="Author"/>
     <w:next w:val="BodyText"/>
     <w:qFormat/>
@@ -3037,7 +2890,7 @@
       <w:jc w:val="center"/>
     </w:pPr>
   </w:style>
-  <w:style w:styleId="Date" w:type="paragraph">
+  <w:style w:type="paragraph" w:styleId="Date">
     <w:name w:val="Date"/>
     <w:next w:val="BodyText"/>
     <w:qFormat/>
@@ -3047,26 +2900,7 @@
       <w:jc w:val="center"/>
     </w:pPr>
   </w:style>
-  <w:style w:customStyle="1" w:styleId="AbstractTitle" w:type="paragraph">
-    <w:name w:val="Abstract Title"/>
-    <w:basedOn w:val="Normal"/>
-    <w:next w:val="Abstract"/>
-    <w:qFormat/>
-    <w:pPr>
-      <w:keepNext/>
-      <w:keepLines/>
-      <w:jc w:val="center"/>
-      <w:spacing w:after="0" w:before="300"/>
-    </w:pPr>
-    <w:rPr>
-      <w:sz w:val="20"/>
-      <w:szCs w:val="20"/>
-      <w:b/>
-      <w:color w:val="345A8A"/>
-      &gt;
-    </w:rPr>
-  </w:style>
-  <w:style w:customStyle="1" w:styleId="Abstract" w:type="paragraph">
+  <w:style w:type="paragraph" w:customStyle="1" w:styleId="Abstract">
     <w:name w:val="Abstract"/>
     <w:basedOn w:val="Normal"/>
     <w:next w:val="BodyText"/>
@@ -3074,14 +2908,14 @@
     <w:pPr>
       <w:keepNext/>
       <w:keepLines/>
-      <w:spacing w:after="300" w:before="100"/>
+      <w:spacing w:before="300" w:after="300"/>
     </w:pPr>
     <w:rPr>
       <w:sz w:val="20"/>
       <w:szCs w:val="20"/>
     </w:rPr>
   </w:style>
-  <w:style w:styleId="Bibliography" w:type="paragraph">
+  <w:style w:type="paragraph" w:styleId="Bibliography">
     <w:name w:val="Bibliography"/>
     <w:basedOn w:val="Normal"/>
     <w:next w:val="Bibliography"/>
@@ -3089,7 +2923,7 @@
     <w:pPr/>
     <w:rPr/>
   </w:style>
-  <w:style w:styleId="Heading1" w:type="paragraph">
+  <w:style w:type="paragraph" w:styleId="Heading1">
     <w:name w:val="Heading 1"/>
     <w:basedOn w:val="Normal"/>
     <w:next w:val="BodyText"/>
@@ -3098,19 +2932,19 @@
     <w:pPr>
       <w:keepNext/>
       <w:keepLines/>
-      <w:spacing w:after="0" w:before="480"/>
+      <w:spacing w:before="480" w:after="0"/>
       <w:outlineLvl w:val="0"/>
     </w:pPr>
     <w:rPr>
-      <w:rFonts w:asciiTheme="majorHAnsi" w:cstheme="majorBidi" w:eastAsiaTheme="majorEastAsia" w:hAnsiTheme="majorHAnsi"/>
+      <w:rFonts w:asciiTheme="majorHAnsi" w:eastAsiaTheme="majorEastAsia" w:hAnsiTheme="majorHAnsi" w:cstheme="majorBidi"/>
       <w:b/>
       <w:bCs/>
-      <w:color w:themeColor="accent1" w:val="4F81BD"/>
+      <w:color w:val="4F81BD" w:themeColor="accent1"/>
       <w:sz w:val="32"/>
       <w:szCs w:val="32"/>
     </w:rPr>
   </w:style>
-  <w:style w:styleId="Heading2" w:type="paragraph">
+  <w:style w:type="paragraph" w:styleId="Heading2">
     <w:name w:val="Heading 2"/>
     <w:basedOn w:val="Normal"/>
     <w:next w:val="BodyText"/>
@@ -3120,19 +2954,19 @@
     <w:pPr>
       <w:keepNext/>
       <w:keepLines/>
-      <w:spacing w:after="0" w:before="200"/>
+      <w:spacing w:before="200" w:after="0"/>
       <w:outlineLvl w:val="1"/>
     </w:pPr>
     <w:rPr>
-      <w:rFonts w:asciiTheme="majorHAnsi" w:cstheme="majorBidi" w:eastAsiaTheme="majorEastAsia" w:hAnsiTheme="majorHAnsi"/>
+      <w:rFonts w:asciiTheme="majorHAnsi" w:eastAsiaTheme="majorEastAsia" w:hAnsiTheme="majorHAnsi" w:cstheme="majorBidi"/>
       <w:b/>
       <w:bCs/>
-      <w:color w:themeColor="accent1" w:val="4F81BD"/>
+      <w:color w:val="4F81BD" w:themeColor="accent1"/>
       <w:sz w:val="28"/>
       <w:szCs w:val="28"/>
     </w:rPr>
   </w:style>
-  <w:style w:styleId="Heading3" w:type="paragraph">
+  <w:style w:type="paragraph" w:styleId="Heading3">
     <w:name w:val="Heading 3"/>
     <w:basedOn w:val="Normal"/>
     <w:next w:val="BodyText"/>
@@ -3142,19 +2976,19 @@
     <w:pPr>
       <w:keepNext/>
       <w:keepLines/>
-      <w:spacing w:after="0" w:before="200"/>
+      <w:spacing w:before="200" w:after="0"/>
       <w:outlineLvl w:val="2"/>
     </w:pPr>
     <w:rPr>
-      <w:rFonts w:asciiTheme="majorHAnsi" w:cstheme="majorBidi" w:eastAsiaTheme="majorEastAsia" w:hAnsiTheme="majorHAnsi"/>
+      <w:rFonts w:asciiTheme="majorHAnsi" w:eastAsiaTheme="majorEastAsia" w:hAnsiTheme="majorHAnsi" w:cstheme="majorBidi"/>
       <w:b/>
       <w:bCs/>
-      <w:color w:themeColor="accent1" w:val="4F81BD"/>
+      <w:color w:val="4F81BD" w:themeColor="accent1"/>
       <w:sz w:val="24"/>
       <w:szCs w:val="24"/>
     </w:rPr>
   </w:style>
-  <w:style w:styleId="Heading4" w:type="paragraph">
+  <w:style w:type="paragraph" w:styleId="Heading4">
     <w:name w:val="Heading 4"/>
     <w:basedOn w:val="Normal"/>
     <w:next w:val="BodyText"/>
@@ -3164,19 +2998,19 @@
     <w:pPr>
       <w:keepNext/>
       <w:keepLines/>
-      <w:spacing w:after="0" w:before="200"/>
+      <w:spacing w:before="200" w:after="0"/>
       <w:outlineLvl w:val="3"/>
     </w:pPr>
     <w:rPr>
-      <w:rFonts w:asciiTheme="majorHAnsi" w:cstheme="majorBidi" w:eastAsiaTheme="majorEastAsia" w:hAnsiTheme="majorHAnsi"/>
+      <w:rFonts w:asciiTheme="majorHAnsi" w:eastAsiaTheme="majorEastAsia" w:hAnsiTheme="majorHAnsi" w:cstheme="majorBidi"/>
       <w:i/>
       <w:bCs/>
-      <w:color w:themeColor="accent1" w:val="4F81BD"/>
+      <w:color w:val="4F81BD" w:themeColor="accent1"/>
       <w:sz w:val="24"/>
       <w:szCs w:val="24"/>
     </w:rPr>
   </w:style>
-  <w:style w:styleId="Heading5" w:type="paragraph">
+  <w:style w:type="paragraph" w:styleId="Heading5">
     <w:name w:val="Heading 5"/>
     <w:basedOn w:val="Normal"/>
     <w:next w:val="BodyText"/>
@@ -3186,18 +3020,18 @@
     <w:pPr>
       <w:keepNext/>
       <w:keepLines/>
-      <w:spacing w:after="0" w:before="200"/>
+      <w:spacing w:before="200" w:after="0"/>
       <w:outlineLvl w:val="4"/>
     </w:pPr>
     <w:rPr>
-      <w:rFonts w:asciiTheme="majorHAnsi" w:cstheme="majorBidi" w:eastAsiaTheme="majorEastAsia" w:hAnsiTheme="majorHAnsi"/>
+      <w:rFonts w:asciiTheme="majorHAnsi" w:eastAsiaTheme="majorEastAsia" w:hAnsiTheme="majorHAnsi" w:cstheme="majorBidi"/>
       <w:iCs/>
-      <w:color w:themeColor="accent1" w:val="4F81BD"/>
+      <w:color w:val="4F81BD" w:themeColor="accent1"/>
       <w:sz w:val="24"/>
       <w:szCs w:val="24"/>
     </w:rPr>
   </w:style>
-  <w:style w:styleId="Heading6" w:type="paragraph">
+  <w:style w:type="paragraph" w:styleId="Heading6">
     <w:name w:val="Heading 6"/>
     <w:basedOn w:val="Normal"/>
     <w:next w:val="BodyText"/>
@@ -3207,17 +3041,17 @@
     <w:pPr>
       <w:keepNext/>
       <w:keepLines/>
-      <w:spacing w:after="0" w:before="200"/>
+      <w:spacing w:before="200" w:after="0"/>
       <w:outlineLvl w:val="5"/>
     </w:pPr>
     <w:rPr>
-      <w:rFonts w:asciiTheme="majorHAnsi" w:cstheme="majorBidi" w:eastAsiaTheme="majorEastAsia" w:hAnsiTheme="majorHAnsi"/>
-      <w:color w:themeColor="accent1" w:val="4F81BD"/>
+      <w:rFonts w:asciiTheme="majorHAnsi" w:eastAsiaTheme="majorEastAsia" w:hAnsiTheme="majorHAnsi" w:cstheme="majorBidi"/>
+      <w:color w:val="4F81BD" w:themeColor="accent1"/>
       <w:sz w:val="24"/>
       <w:szCs w:val="24"/>
     </w:rPr>
   </w:style>
-  <w:style w:styleId="Heading7" w:type="paragraph">
+  <w:style w:type="paragraph" w:styleId="Heading7">
     <w:name w:val="Heading 7"/>
     <w:basedOn w:val="Normal"/>
     <w:next w:val="BodyText"/>
@@ -3227,17 +3061,17 @@
     <w:pPr>
       <w:keepNext/>
       <w:keepLines/>
-      <w:spacing w:after="0" w:before="200"/>
+      <w:spacing w:before="200" w:after="0"/>
       <w:outlineLvl w:val="6"/>
     </w:pPr>
     <w:rPr>
-      <w:rFonts w:asciiTheme="majorHAnsi" w:cstheme="majorBidi" w:eastAsiaTheme="majorEastAsia" w:hAnsiTheme="majorHAnsi"/>
-      <w:color w:themeColor="accent1" w:val="4F81BD"/>
+      <w:rFonts w:asciiTheme="majorHAnsi" w:eastAsiaTheme="majorEastAsia" w:hAnsiTheme="majorHAnsi" w:cstheme="majorBidi"/>
+      <w:color w:val="4F81BD" w:themeColor="accent1"/>
       <w:sz w:val="24"/>
       <w:szCs w:val="24"/>
     </w:rPr>
   </w:style>
-  <w:style w:styleId="Heading8" w:type="paragraph">
+  <w:style w:type="paragraph" w:styleId="Heading8">
     <w:name w:val="Heading 8"/>
     <w:basedOn w:val="Normal"/>
     <w:next w:val="BodyText"/>
@@ -3247,17 +3081,17 @@
     <w:pPr>
       <w:keepNext/>
       <w:keepLines/>
-      <w:spacing w:after="0" w:before="200"/>
+      <w:spacing w:before="200" w:after="0"/>
       <w:outlineLvl w:val="7"/>
     </w:pPr>
     <w:rPr>
-      <w:rFonts w:asciiTheme="majorHAnsi" w:cstheme="majorBidi" w:eastAsiaTheme="majorEastAsia" w:hAnsiTheme="majorHAnsi"/>
-      <w:color w:themeColor="accent1" w:val="4F81BD"/>
+      <w:rFonts w:asciiTheme="majorHAnsi" w:eastAsiaTheme="majorEastAsia" w:hAnsiTheme="majorHAnsi" w:cstheme="majorBidi"/>
+      <w:color w:val="4F81BD" w:themeColor="accent1"/>
       <w:sz w:val="24"/>
       <w:szCs w:val="24"/>
     </w:rPr>
   </w:style>
-  <w:style w:styleId="Heading9" w:type="paragraph">
+  <w:style w:type="paragraph" w:styleId="Heading9">
     <w:name w:val="Heading 9"/>
     <w:basedOn w:val="Normal"/>
     <w:next w:val="BodyText"/>
@@ -3267,17 +3101,17 @@
     <w:pPr>
       <w:keepNext/>
       <w:keepLines/>
-      <w:spacing w:after="0" w:before="200"/>
+      <w:spacing w:before="200" w:after="0"/>
       <w:outlineLvl w:val="8"/>
     </w:pPr>
     <w:rPr>
-      <w:rFonts w:asciiTheme="majorHAnsi" w:cstheme="majorBidi" w:eastAsiaTheme="majorEastAsia" w:hAnsiTheme="majorHAnsi"/>
-      <w:color w:themeColor="accent1" w:val="4F81BD"/>
+      <w:rFonts w:asciiTheme="majorHAnsi" w:eastAsiaTheme="majorEastAsia" w:hAnsiTheme="majorHAnsi" w:cstheme="majorBidi"/>
+      <w:color w:val="4F81BD" w:themeColor="accent1"/>
       <w:sz w:val="24"/>
       <w:szCs w:val="24"/>
     </w:rPr>
   </w:style>
-  <w:style w:styleId="BlockText" w:type="paragraph">
+  <w:style w:type="paragraph" w:styleId="BlockText">
     <w:name w:val="Block Text"/>
     <w:basedOn w:val="BodyText"/>
     <w:next w:val="BodyText"/>
@@ -3285,11 +3119,11 @@
     <w:unhideWhenUsed/>
     <w:qFormat/>
     <w:pPr>
-      <w:spacing w:after="100" w:before="100"/>
+      <w:spacing w:before="100" w:after="100"/>
       <w:ind w:firstLine="0" w:left="480" w:right="480"/>
     </w:pPr>
   </w:style>
-  <w:style w:styleId="FootnoteText" w:type="paragraph">
+  <w:style w:type="paragraph" w:styleId="FootnoteText">
     <w:name w:val="Footnote Text"/>
     <w:basedOn w:val="Normal"/>
     <w:next w:val="FootnoteText"/>
@@ -3297,43 +3131,28 @@
     <w:unhideWhenUsed/>
     <w:qFormat/>
   </w:style>
-  <w:style w:default="1" w:styleId="DefaultParagraphFont" w:type="character">
+  <w:style w:type="character" w:default="1" w:styleId="DefaultParagraphFont">
     <w:name w:val="Default Paragraph Font"/>
     <w:semiHidden/>
     <w:unhideWhenUsed/>
   </w:style>
-  <w:style w:default="1" w:styleId="Table" w:type="table">
+  <w:style w:type="table" w:default="1" w:styleId="Table">
     <w:name w:val="Table"/>
     <w:basedOn w:val="TableNormal"/>
     <w:semiHidden/>
     <w:unhideWhenUsed/>
     <w:qFormat/>
     <w:tblPr>
-      <w:tblInd w:type="dxa" w:w="0"/>
+      <w:tblInd w:w="0" w:type="dxa"/>
       <w:tblCellMar>
-        <w:top w:type="dxa" w:w="0"/>
-        <w:left w:type="dxa" w:w="108"/>
-        <w:bottom w:type="dxa" w:w="0"/>
-        <w:right w:type="dxa" w:w="108"/>
+        <w:top w:w="0" w:type="dxa"/>
+        <w:left w:w="108" w:type="dxa"/>
+        <w:bottom w:w="0" w:type="dxa"/>
+        <w:right w:w="108" w:type="dxa"/>
       </w:tblCellMar>
     </w:tblPr>
-    <w:tblStylePr w:type="firstRow">
-      <w:tblPr>
-        <w:jc w:val="left"/>
-        <w:tblInd w:type="dxa" w:w="0"/>
-      </w:tblPr>
-      <w:trPr>
-        <w:jc w:val="left"/>
-      </w:trPr>
-      <w:tcPr>
-        <w:vAlign w:val="bottom"/>
-        <w:tcBorders>
-          <w:bottom w:val="single"/>
-        </w:tcBorders>
-      </w:tcPr>
-    </w:tblStylePr>
-  </w:style>
-  <w:style w:customStyle="1" w:styleId="DefinitionTerm" w:type="paragraph">
+  </w:style>
+  <w:style w:type="paragraph" w:customStyle="1" w:styleId="DefinitionTerm">
     <w:name w:val="Definition Term"/>
     <w:basedOn w:val="Normal"/>
     <w:next w:val="Definition"/>
@@ -3346,49 +3165,49 @@
       <w:b/>
     </w:rPr>
   </w:style>
-  <w:style w:customStyle="1" w:styleId="Definition" w:type="paragraph">
+  <w:style w:type="paragraph" w:customStyle="1" w:styleId="Definition">
     <w:name w:val="Definition"/>
     <w:basedOn w:val="Normal"/>
   </w:style>
-  <w:style w:styleId="Caption" w:type="paragraph">
+  <w:style w:type="paragraph" w:styleId="Caption">
     <w:name w:val="Caption"/>
     <w:basedOn w:val="Normal"/>
     <w:link w:val="BodyTextChar"/>
     <w:pPr>
-      <w:spacing w:after="120" w:before="0"/>
+      <w:spacing w:before="0" w:after="120"/>
     </w:pPr>
     <w:rPr>
       <w:i/>
     </w:rPr>
   </w:style>
-  <w:style w:customStyle="1" w:styleId="TableCaption" w:type="paragraph">
+  <w:style w:type="paragraph" w:customStyle="1" w:styleId="TableCaption">
     <w:name w:val="Table Caption"/>
     <w:basedOn w:val="Caption"/>
     <w:pPr>
       <w:keepNext/>
     </w:pPr>
   </w:style>
-  <w:style w:customStyle="1" w:styleId="ImageCaption" w:type="paragraph">
+  <w:style w:type="paragraph" w:customStyle="1" w:styleId="ImageCaption">
     <w:name w:val="Image Caption"/>
     <w:basedOn w:val="Caption"/>
   </w:style>
-  <w:style w:customStyle="1" w:styleId="Figure" w:type="paragraph">
+  <w:style w:type="paragraph" w:customStyle="1" w:styleId="Figure">
     <w:name w:val="Figure"/>
     <w:basedOn w:val="Normal"/>
   </w:style>
-  <w:style w:customStyle="1" w:styleId="CaptionedFigure" w:type="paragraph">
+  <w:style w:type="paragraph" w:customStyle="1" w:styleId="CaptionedFigure">
     <w:name w:val="Captioned Figure"/>
     <w:basedOn w:val="Figure"/>
     <w:pPr>
       <w:keepNext/>
     </w:pPr>
   </w:style>
-  <w:style w:customStyle="1" w:styleId="BodyTextChar" w:type="character">
+  <w:style w:type="character" w:customStyle="1" w:styleId="BodyTextChar">
     <w:name w:val="Body Text Char"/>
     <w:basedOn w:val="DefaultParagraphFont"/>
     <w:link w:val="BodyText"/>
   </w:style>
-  <w:style w:customStyle="1" w:styleId="VerbatimChar" w:type="character">
+  <w:style w:type="character" w:customStyle="1" w:styleId="VerbatimChar">
     <w:name w:val="Verbatim Char"/>
     <w:basedOn w:val="BodyTextChar"/>
     <w:rPr>
@@ -3396,25 +3215,21 @@
       <w:sz w:val="22"/>
     </w:rPr>
   </w:style>
-  <w:style w:customStyle="1" w:styleId="SectionNumber" w:type="character">
-    <w:name w:val="Section Number"/>
-    <w:basedOn w:val="BodyTextChar"/>
-  </w:style>
-  <w:style w:styleId="FootnoteReference" w:type="character">
+  <w:style w:type="character" w:styleId="FootnoteReference">
     <w:name w:val="Footnote Reference"/>
     <w:basedOn w:val="BodyTextChar"/>
     <w:rPr>
       <w:vertAlign w:val="superscript"/>
     </w:rPr>
   </w:style>
-  <w:style w:styleId="Hyperlink" w:type="character">
+  <w:style w:type="character" w:styleId="Hyperlink">
     <w:name w:val="Hyperlink"/>
     <w:basedOn w:val="BodyTextChar"/>
     <w:rPr>
-      <w:color w:themeColor="accent1" w:val="4F81BD"/>
-    </w:rPr>
-  </w:style>
-  <w:style w:styleId="TOCHeading" w:type="paragraph">
+      <w:color w:val="4F81BD" w:themeColor="accent1"/>
+    </w:rPr>
+  </w:style>
+  <w:style w:type="paragraph" w:styleId="TOCHeading">
     <w:name w:val="TOC Heading"/>
     <w:basedOn w:val="Heading1"/>
     <w:next w:val="BodyText"/>
@@ -3426,10 +3241,10 @@
       <w:outlineLvl w:val="9"/>
     </w:pPr>
     <w:rPr>
-      <w:rFonts w:asciiTheme="majorHAnsi" w:cstheme="majorBidi" w:eastAsiaTheme="majorEastAsia" w:hAnsiTheme="majorHAnsi"/>
+      <w:rFonts w:asciiTheme="majorHAnsi" w:eastAsiaTheme="majorEastAsia" w:hAnsiTheme="majorHAnsi" w:cstheme="majorBidi"/>
       <w:b w:val="0"/>
       <w:bCs w:val="0"/>
-      <w:color w:themeColor="accent1" w:themeShade="BF" w:val="365F91"/>
+      <w:color w:val="365F91" w:themeColor="accent1" w:themeShade="BF"/>
     </w:rPr>
   </w:style>
   <w:style w:type="paragraph" w:customStyle="1" w:styleId="SourceCode">
@@ -3521,10 +3336,7 @@
   <w:style w:type="character" w:customStyle="1" w:styleId="ImportTok">
     <w:name w:val="ImportTok"/>
     <w:basedOn w:val="VerbatimChar"/>
-    <w:rPr>
-      <w:color w:val="008000"/>
-      <w:b/>
-    </w:rPr>
+    <w:rPr/>
   </w:style>
   <w:style w:type="character" w:customStyle="1" w:styleId="CommentTok">
     <w:name w:val="CommentTok"/>
@@ -3599,9 +3411,7 @@
   <w:style w:type="character" w:customStyle="1" w:styleId="BuiltInTok">
     <w:name w:val="BuiltInTok"/>
     <w:basedOn w:val="VerbatimChar"/>
-    <w:rPr>
-      <w:color w:val="008000"/>
-    </w:rPr>
+    <w:rPr/>
   </w:style>
   <w:style w:type="character" w:customStyle="1" w:styleId="ExtensionTok">
     <w:name w:val="ExtensionTok"/>

--- a/manuscript_v5/SI/S2_Text.docx
+++ b/manuscript_v5/SI/S2_Text.docx
@@ -391,7 +391,7 @@
               <w:jc w:val="left"/>
             </w:pPr>
             <w:r>
-              <w:t xml:space="preserve">Methods: Data and cohort; Methods: Pre-specification and analysis history</w:t>
+              <w:t xml:space="preserve">Methods: Data and cohort; Methods: Pre-specification</w:t>
             </w:r>
           </w:p>
         </w:tc>
@@ -776,7 +776,7 @@
               <w:jc w:val="left"/>
             </w:pPr>
             <w:r>
-              <w:t xml:space="preserve">OS thresholds exclude patients censored before the threshold (Methods: Labels); Limitations</w:t>
+              <w:t xml:space="preserve">OS thresholds exclude patients censored before the threshold (Methods: Labels); inverse-probability-of-censoring-weighted sensitivity analysis (Methods: Coverage and agreement; S1 Text, A19); Limitations</w:t>
             </w:r>
           </w:p>
         </w:tc>
@@ -811,7 +811,7 @@
               <w:jc w:val="left"/>
             </w:pPr>
             <w:r>
-              <w:t xml:space="preserve">Threshold sweep (6–60 months); combined reference label; exclusion of redacted TCGA-CDR records; any-vs-no residual coding; alternative carrier definitions (S3 Table)</w:t>
+              <w:t xml:space="preserve">Threshold sweep (6–60 months); combined reference label; exclusion of redacted TCGA-CDR records; any-vs-no residual coding; alternative carrier definitions (S3 Table); treatment-anchor alternatives (A18); IPCW (A19); decomposition restricted to patients at risk (A13b)</w:t>
             </w:r>
           </w:p>
         </w:tc>
@@ -1211,7 +1211,7 @@
               <w:jc w:val="left"/>
             </w:pPr>
             <w:r>
-              <w:t xml:space="preserve">Results: exploratory section; Supporting information (S1–S2 Fig, S6–S10 Tables)</w:t>
+              <w:t xml:space="preserve">Results: exploratory section; Supporting information (S1–S2 Fig, S6–S11 Tables)</w:t>
             </w:r>
           </w:p>
         </w:tc>
